--- a/docs/사용자매뉴얼.docx
+++ b/docs/사용자매뉴얼.docx
@@ -40,7 +40,7 @@
           <w:sz w:val="20"/>
           <w:szCs w:val="20"/>
         </w:rPr>
-        <w:t xml:space="preserve">버전 1.1.0  |  작성일 2026-09-16</w:t>
+        <w:t xml:space="preserve">버전 1.4.0  |  작성일 2026-09-16</w:t>
       </w:r>
     </w:p>
     <w:p>
@@ -234,6 +234,23 @@
     </w:p>
     <w:p>
       <w:pPr>
+        <w:pStyle w:val="Heading2"/>
+        <w:spacing w:after="120" w:before="260"/>
+      </w:pPr>
+      <w:r>
+        <w:t xml:space="preserve">2.5 로그인</w:t>
+      </w:r>
+    </w:p>
+    <w:p>
+      <w:pPr>
+        <w:spacing w:after="120"/>
+      </w:pPr>
+      <w:r>
+        <w:t xml:space="preserve">프로그램을 실행하면 비밀번호 확인 창이 먼저 뜹니다. 비밀번호(기본값: 1234)를 입력해야 프로그램이 열립니다. 강력한 보안 기능이 아니라, 사내 전용 도구를 아무나 실수로 건드리지 못하게 막는 용도입니다.</w:t>
+      </w:r>
+    </w:p>
+    <w:p>
+      <w:pPr>
         <w:pStyle w:val="Heading1"/>
         <w:spacing w:after="160" w:before="360"/>
       </w:pPr>
@@ -251,7 +268,7 @@
         <w:spacing w:after="60"/>
       </w:pPr>
       <w:r>
-        <w:t xml:space="preserve">왼쪽: 행사(이벤트) 목록 — 더블클릭하면 해당 행사를 불러옵니다.</w:t>
+        <w:t xml:space="preserve">왼쪽: 행사(이벤트) 목록 — 더블클릭하면 해당 행사를 불러옵니다. 목록 위에는 조회 날짜 필터, 아래에는 새 행사/목록 새로고침/저장 폴더 열기/선택 행사 삭제 버튼이 있습니다.</w:t>
       </w:r>
     </w:p>
     <w:p>
@@ -295,7 +312,15 @@
         <w:spacing w:after="120" w:before="260"/>
       </w:pPr>
       <w:r>
-        <w:t xml:space="preserve">4.1 행사 만들기 / 불러오기</w:t>
+        <w:t xml:space="preserve">4.1 행사 목록 &amp; 조회 날짜</w:t>
+      </w:r>
+    </w:p>
+    <w:p>
+      <w:pPr>
+        <w:spacing w:after="120"/>
+      </w:pPr>
+      <w:r>
+        <w:t xml:space="preserve">왼쪽 행사 목록 위의 "조회 날짜"는 기본값이 오늘 날짜이며, 이 날짜가 행사 기간(시작~종료) 안에 포함된 행사만 목록에 보여줍니다. 기간을 아직 지정하지 않은 행사는 항상 보입니다. 다른 날짜의 행사를 보려면 날짜를 바꾸고, 전체를 다시 보려면 "전체보기" 버튼을 누르세요.</w:t>
       </w:r>
     </w:p>
     <w:p>
@@ -321,7 +346,7 @@
         <w:spacing w:after="60"/>
       </w:pPr>
       <w:r>
-        <w:t xml:space="preserve">행사 불러오기: 왼쪽 목록에서 원하는 행사를 더블클릭.</w:t>
+        <w:t xml:space="preserve">행사 불러오기: 왼쪽 목록에서 원하는 행사를 더블클릭. 목록에는 행사 이름과 기간이 함께 표시됩니다.</w:t>
       </w:r>
     </w:p>
     <w:p>
@@ -334,7 +359,7 @@
         <w:spacing w:after="60"/>
       </w:pPr>
       <w:r>
-        <w:t xml:space="preserve">행사 기간: 상단의 시작일/종료일을 달력에서 선택합니다. 자유 텍스트가 아니라 날짜 선택으로 고정되어 있어 표기 형식이 항상 통일됩니다.</w:t>
+        <w:t xml:space="preserve">행사 기간: 오른쪽 "행사 정보" 카드에서 시작일/종료일을 달력에서 선택합니다. 자유 텍스트가 아니라 날짜 선택으로 고정되어 있어 표기 형식이 항상 통일됩니다.</w:t>
       </w:r>
     </w:p>
     <w:p>
@@ -430,7 +455,7 @@
         <w:spacing w:after="120" w:before="260"/>
       </w:pPr>
       <w:r>
-        <w:t xml:space="preserve">4.5 저장 / 다른 이름으로 저장</w:t>
+        <w:t xml:space="preserve">4.5 저장 / 다른 이름으로 저장 / JSON 다운로드</w:t>
       </w:r>
     </w:p>
     <w:p>
@@ -438,7 +463,15 @@
         <w:spacing w:after="120"/>
       </w:pPr>
       <w:r>
-        <w:t xml:space="preserve">"저장" 버튼은 현재 파일에 덮어쓰고, "다른 이름으로 저장"은 새 파일로 저장합니다. 행사 이름에 한글이 포함되어도 정상적으로 저장/불러오기가 됩니다.</w:t>
+        <w:t xml:space="preserve">행사명 → 행사 기간 → 메모를 입력한 뒤, 같은 "행사 정보" 카드 안의 저장 버튼들로 바로 이어서 저장합니다. "저장"은 현재 파일에 덮어쓰고, "다른 이름으로 저장"은 새 파일로 저장합니다. 행사 이름에 한글이 포함되어도 정상적으로 저장/불러오기가 됩니다.</w:t>
+      </w:r>
+    </w:p>
+    <w:p>
+      <w:pPr>
+        <w:spacing w:after="120"/>
+      </w:pPr>
+      <w:r>
+        <w:t xml:space="preserve">"JSON 다운로드(공유용)" 버튼은 현재 행사를 먼저 저장한 뒤, 원하는 위치(기본값: 바탕화면)로 JSON 파일을 복사해줍니다. 팀원에게 메신저나 메일로 파일을 보낼 때 이 버튼을 쓰면 됩니다.</w:t>
       </w:r>
     </w:p>
     <w:p>
@@ -447,7 +480,41 @@
         <w:spacing w:after="120" w:before="260"/>
       </w:pPr>
       <w:r>
-        <w:t xml:space="preserve">4.6 CSV 내보내기</w:t>
+        <w:t xml:space="preserve">4.6 저장 폴더 열기</w:t>
+      </w:r>
+    </w:p>
+    <w:p>
+      <w:pPr>
+        <w:spacing w:after="120"/>
+      </w:pPr>
+      <w:r>
+        <w:t xml:space="preserve">왼쪽 목록 아래 "저장 폴더 열기" 버튼을 누르면, 행사 JSON 파일이 실제로 저장되는 폴더( %LOCALAPPDATA%\PriceCalcApp\Events )가 탐색기로 바로 열립니다. 파일을 직접 복사하거나 백업할 때 편리합니다.</w:t>
+      </w:r>
+    </w:p>
+    <w:p>
+      <w:pPr>
+        <w:pStyle w:val="Heading2"/>
+        <w:spacing w:after="120" w:before="260"/>
+      </w:pPr>
+      <w:r>
+        <w:t xml:space="preserve">4.7 행사 삭제</w:t>
+      </w:r>
+    </w:p>
+    <w:p>
+      <w:pPr>
+        <w:spacing w:after="120"/>
+      </w:pPr>
+      <w:r>
+        <w:t xml:space="preserve">왼쪽 목록에서 행사를 선택하고 "선택 행사 삭제" 버튼을 누르면 삭제 확인 메시지가 먼저 뜨고, "예"를 누르면 비밀번호 확인 창이 한 번 더 뜹니다. 비밀번호를 맞게 입력해야 실제로 파일이 삭제됩니다. 되돌릴 수 없는 작업이므로 로그인 여부와 관계없이 삭제할 때는 항상 비밀번호를 다시 확인합니다.</w:t>
+      </w:r>
+    </w:p>
+    <w:p>
+      <w:pPr>
+        <w:pStyle w:val="Heading2"/>
+        <w:spacing w:after="120" w:before="260"/>
+      </w:pPr>
+      <w:r>
+        <w:t xml:space="preserve">4.8 CSV 내보내기</w:t>
       </w:r>
     </w:p>
     <w:p>
@@ -1893,6 +1960,550 @@
                 <w:szCs w:val="20"/>
               </w:rPr>
               <w:t xml:space="preserve">채널/품목 마스터 목록(MasterData.json) + 관리 화면 + 상품 추가 시 드롭다운 선택/신규 입력 지원</w:t>
+            </w:r>
+          </w:p>
+        </w:tc>
+      </w:tr>
+      <w:tr>
+        <w:tc>
+          <w:tcPr>
+            <w:tcW w:type="dxa" w:w="1700"/>
+            <w:tcMar>
+              <w:top w:type="dxa" w:w="80"/>
+              <w:left w:type="dxa" w:w="100"/>
+              <w:bottom w:type="dxa" w:w="80"/>
+              <w:right w:type="dxa" w:w="100"/>
+            </w:tcMar>
+          </w:tcPr>
+          <w:p>
+            <w:r>
+              <w:rPr>
+                <w:b w:val="false"/>
+                <w:bCs w:val="false"/>
+                <w:sz w:val="20"/>
+                <w:szCs w:val="20"/>
+              </w:rPr>
+              <w:t xml:space="preserve">UI 개선</w:t>
+            </w:r>
+          </w:p>
+        </w:tc>
+        <w:tc>
+          <w:tcPr>
+            <w:tcW w:type="dxa" w:w="4100"/>
+            <w:tcMar>
+              <w:top w:type="dxa" w:w="80"/>
+              <w:left w:type="dxa" w:w="100"/>
+              <w:bottom w:type="dxa" w:w="80"/>
+              <w:right w:type="dxa" w:w="100"/>
+            </w:tcMar>
+          </w:tcPr>
+          <w:p>
+            <w:r>
+              <w:rPr>
+                <w:b w:val="false"/>
+                <w:bCs w:val="false"/>
+                <w:sz w:val="20"/>
+                <w:szCs w:val="20"/>
+              </w:rPr>
+              <w:t xml:space="preserve">새 행사/상품 추가 창이 고정 크기라 확인·취소 버튼이 잘리고, 값 편집 카드도 라벨이 잘림</w:t>
+            </w:r>
+          </w:p>
+        </w:tc>
+        <w:tc>
+          <w:tcPr>
+            <w:tcW w:type="dxa" w:w="3400"/>
+            <w:tcMar>
+              <w:top w:type="dxa" w:w="80"/>
+              <w:left w:type="dxa" w:w="100"/>
+              <w:bottom w:type="dxa" w:w="80"/>
+              <w:right w:type="dxa" w:w="100"/>
+            </w:tcMar>
+          </w:tcPr>
+          <w:p>
+            <w:r>
+              <w:rPr>
+                <w:b w:val="false"/>
+                <w:bCs w:val="false"/>
+                <w:sz w:val="20"/>
+                <w:szCs w:val="20"/>
+              </w:rPr>
+              <w:t xml:space="preserve">다이얼로그를 내용에 맞게 자동으로 크기 조절(SizeToContent), 카드 폭 확대 + 줄바꿈 허용</w:t>
+            </w:r>
+          </w:p>
+        </w:tc>
+      </w:tr>
+      <w:tr>
+        <w:tc>
+          <w:tcPr>
+            <w:tcW w:type="dxa" w:w="1700"/>
+            <w:tcMar>
+              <w:top w:type="dxa" w:w="80"/>
+              <w:left w:type="dxa" w:w="100"/>
+              <w:bottom w:type="dxa" w:w="80"/>
+              <w:right w:type="dxa" w:w="100"/>
+            </w:tcMar>
+          </w:tcPr>
+          <w:p>
+            <w:r>
+              <w:rPr>
+                <w:b w:val="false"/>
+                <w:bCs w:val="false"/>
+                <w:sz w:val="20"/>
+                <w:szCs w:val="20"/>
+              </w:rPr>
+              <w:t xml:space="preserve">UI 개선</w:t>
+            </w:r>
+          </w:p>
+        </w:tc>
+        <w:tc>
+          <w:tcPr>
+            <w:tcW w:type="dxa" w:w="4100"/>
+            <w:tcMar>
+              <w:top w:type="dxa" w:w="80"/>
+              <w:left w:type="dxa" w:w="100"/>
+              <w:bottom w:type="dxa" w:w="80"/>
+              <w:right w:type="dxa" w:w="100"/>
+            </w:tcMar>
+          </w:tcPr>
+          <w:p>
+            <w:r>
+              <w:rPr>
+                <w:b w:val="false"/>
+                <w:bCs w:val="false"/>
+                <w:sz w:val="20"/>
+                <w:szCs w:val="20"/>
+              </w:rPr>
+              <w:t xml:space="preserve">상품 표 컬럼이 고정 폭이라 큰 금액이 잘려 보일 수 있음, 메인 창이 1920x1080에 비해 작음</w:t>
+            </w:r>
+          </w:p>
+        </w:tc>
+        <w:tc>
+          <w:tcPr>
+            <w:tcW w:type="dxa" w:w="3400"/>
+            <w:tcMar>
+              <w:top w:type="dxa" w:w="80"/>
+              <w:left w:type="dxa" w:w="100"/>
+              <w:bottom w:type="dxa" w:w="80"/>
+              <w:right w:type="dxa" w:w="100"/>
+            </w:tcMar>
+          </w:tcPr>
+          <w:p>
+            <w:r>
+              <w:rPr>
+                <w:b w:val="false"/>
+                <w:bCs w:val="false"/>
+                <w:sz w:val="20"/>
+                <w:szCs w:val="20"/>
+              </w:rPr>
+              <w:t xml:space="preserve">컬럼 폭을 내용에 맞게 자동 조절, 창 크기를 1720x960(넉넉하지만 전체화면은 아님)으로 조정</w:t>
+            </w:r>
+          </w:p>
+        </w:tc>
+      </w:tr>
+      <w:tr>
+        <w:tc>
+          <w:tcPr>
+            <w:tcW w:type="dxa" w:w="1700"/>
+            <w:tcMar>
+              <w:top w:type="dxa" w:w="80"/>
+              <w:left w:type="dxa" w:w="100"/>
+              <w:bottom w:type="dxa" w:w="80"/>
+              <w:right w:type="dxa" w:w="100"/>
+            </w:tcMar>
+          </w:tcPr>
+          <w:p>
+            <w:r>
+              <w:rPr>
+                <w:b w:val="false"/>
+                <w:bCs w:val="false"/>
+                <w:sz w:val="20"/>
+                <w:szCs w:val="20"/>
+              </w:rPr>
+              <w:t xml:space="preserve">기능 추가</w:t>
+            </w:r>
+          </w:p>
+        </w:tc>
+        <w:tc>
+          <w:tcPr>
+            <w:tcW w:type="dxa" w:w="4100"/>
+            <w:tcMar>
+              <w:top w:type="dxa" w:w="80"/>
+              <w:left w:type="dxa" w:w="100"/>
+              <w:bottom w:type="dxa" w:w="80"/>
+              <w:right w:type="dxa" w:w="100"/>
+            </w:tcMar>
+          </w:tcPr>
+          <w:p>
+            <w:r>
+              <w:rPr>
+                <w:b w:val="false"/>
+                <w:bCs w:val="false"/>
+                <w:sz w:val="20"/>
+                <w:szCs w:val="20"/>
+              </w:rPr>
+              <w:t xml:space="preserve">행사 목록을 날짜로 걸러 보고 싶음</w:t>
+            </w:r>
+          </w:p>
+        </w:tc>
+        <w:tc>
+          <w:tcPr>
+            <w:tcW w:type="dxa" w:w="3400"/>
+            <w:tcMar>
+              <w:top w:type="dxa" w:w="80"/>
+              <w:left w:type="dxa" w:w="100"/>
+              <w:bottom w:type="dxa" w:w="80"/>
+              <w:right w:type="dxa" w:w="100"/>
+            </w:tcMar>
+          </w:tcPr>
+          <w:p>
+            <w:r>
+              <w:rPr>
+                <w:b w:val="false"/>
+                <w:bCs w:val="false"/>
+                <w:sz w:val="20"/>
+                <w:szCs w:val="20"/>
+              </w:rPr>
+              <w:t xml:space="preserve">왼쪽 목록에 "조회 날짜" 필터 추가 (기본값: 오늘, 기간에 포함된 행사만 표시, "전체보기"로 해제 가능)</w:t>
+            </w:r>
+          </w:p>
+        </w:tc>
+      </w:tr>
+      <w:tr>
+        <w:tc>
+          <w:tcPr>
+            <w:tcW w:type="dxa" w:w="1700"/>
+            <w:tcMar>
+              <w:top w:type="dxa" w:w="80"/>
+              <w:left w:type="dxa" w:w="100"/>
+              <w:bottom w:type="dxa" w:w="80"/>
+              <w:right w:type="dxa" w:w="100"/>
+            </w:tcMar>
+          </w:tcPr>
+          <w:p>
+            <w:r>
+              <w:rPr>
+                <w:b w:val="false"/>
+                <w:bCs w:val="false"/>
+                <w:sz w:val="20"/>
+                <w:szCs w:val="20"/>
+              </w:rPr>
+              <w:t xml:space="preserve">기능 추가</w:t>
+            </w:r>
+          </w:p>
+        </w:tc>
+        <w:tc>
+          <w:tcPr>
+            <w:tcW w:type="dxa" w:w="4100"/>
+            <w:tcMar>
+              <w:top w:type="dxa" w:w="80"/>
+              <w:left w:type="dxa" w:w="100"/>
+              <w:bottom w:type="dxa" w:w="80"/>
+              <w:right w:type="dxa" w:w="100"/>
+            </w:tcMar>
+          </w:tcPr>
+          <w:p>
+            <w:r>
+              <w:rPr>
+                <w:b w:val="false"/>
+                <w:bCs w:val="false"/>
+                <w:sz w:val="20"/>
+                <w:szCs w:val="20"/>
+              </w:rPr>
+              <w:t xml:space="preserve">행사 JSON을 팀원과 공유하기 쉽게</w:t>
+            </w:r>
+          </w:p>
+        </w:tc>
+        <w:tc>
+          <w:tcPr>
+            <w:tcW w:type="dxa" w:w="3400"/>
+            <w:tcMar>
+              <w:top w:type="dxa" w:w="80"/>
+              <w:left w:type="dxa" w:w="100"/>
+              <w:bottom w:type="dxa" w:w="80"/>
+              <w:right w:type="dxa" w:w="100"/>
+            </w:tcMar>
+          </w:tcPr>
+          <w:p>
+            <w:r>
+              <w:rPr>
+                <w:b w:val="false"/>
+                <w:bCs w:val="false"/>
+                <w:sz w:val="20"/>
+                <w:szCs w:val="20"/>
+              </w:rPr>
+              <w:t xml:space="preserve">"JSON 다운로드(공유용)" 버튼 추가 — 저장 후 원하는 위치(기본 바탕화면)로 복사</w:t>
+            </w:r>
+          </w:p>
+        </w:tc>
+      </w:tr>
+      <w:tr>
+        <w:tc>
+          <w:tcPr>
+            <w:tcW w:type="dxa" w:w="1700"/>
+            <w:tcMar>
+              <w:top w:type="dxa" w:w="80"/>
+              <w:left w:type="dxa" w:w="100"/>
+              <w:bottom w:type="dxa" w:w="80"/>
+              <w:right w:type="dxa" w:w="100"/>
+            </w:tcMar>
+          </w:tcPr>
+          <w:p>
+            <w:r>
+              <w:rPr>
+                <w:b w:val="false"/>
+                <w:bCs w:val="false"/>
+                <w:sz w:val="20"/>
+                <w:szCs w:val="20"/>
+              </w:rPr>
+              <w:t xml:space="preserve">기능 추가</w:t>
+            </w:r>
+          </w:p>
+        </w:tc>
+        <w:tc>
+          <w:tcPr>
+            <w:tcW w:type="dxa" w:w="4100"/>
+            <w:tcMar>
+              <w:top w:type="dxa" w:w="80"/>
+              <w:left w:type="dxa" w:w="100"/>
+              <w:bottom w:type="dxa" w:w="80"/>
+              <w:right w:type="dxa" w:w="100"/>
+            </w:tcMar>
+          </w:tcPr>
+          <w:p>
+            <w:r>
+              <w:rPr>
+                <w:b w:val="false"/>
+                <w:bCs w:val="false"/>
+                <w:sz w:val="20"/>
+                <w:szCs w:val="20"/>
+              </w:rPr>
+              <w:t xml:space="preserve">저장 폴더 위치를 찾기 어려움</w:t>
+            </w:r>
+          </w:p>
+        </w:tc>
+        <w:tc>
+          <w:tcPr>
+            <w:tcW w:type="dxa" w:w="3400"/>
+            <w:tcMar>
+              <w:top w:type="dxa" w:w="80"/>
+              <w:left w:type="dxa" w:w="100"/>
+              <w:bottom w:type="dxa" w:w="80"/>
+              <w:right w:type="dxa" w:w="100"/>
+            </w:tcMar>
+          </w:tcPr>
+          <w:p>
+            <w:r>
+              <w:rPr>
+                <w:b w:val="false"/>
+                <w:bCs w:val="false"/>
+                <w:sz w:val="20"/>
+                <w:szCs w:val="20"/>
+              </w:rPr>
+              <w:t xml:space="preserve">"저장 폴더 열기" 버튼 추가 — %LOCALAPPDATA%\PriceCalcApp\Events 를 탐색기로 바로 열기</w:t>
+            </w:r>
+          </w:p>
+        </w:tc>
+      </w:tr>
+      <w:tr>
+        <w:tc>
+          <w:tcPr>
+            <w:tcW w:type="dxa" w:w="1700"/>
+            <w:tcMar>
+              <w:top w:type="dxa" w:w="80"/>
+              <w:left w:type="dxa" w:w="100"/>
+              <w:bottom w:type="dxa" w:w="80"/>
+              <w:right w:type="dxa" w:w="100"/>
+            </w:tcMar>
+          </w:tcPr>
+          <w:p>
+            <w:r>
+              <w:rPr>
+                <w:b w:val="false"/>
+                <w:bCs w:val="false"/>
+                <w:sz w:val="20"/>
+                <w:szCs w:val="20"/>
+              </w:rPr>
+              <w:t xml:space="preserve">기능 추가</w:t>
+            </w:r>
+          </w:p>
+        </w:tc>
+        <w:tc>
+          <w:tcPr>
+            <w:tcW w:type="dxa" w:w="4100"/>
+            <w:tcMar>
+              <w:top w:type="dxa" w:w="80"/>
+              <w:left w:type="dxa" w:w="100"/>
+              <w:bottom w:type="dxa" w:w="80"/>
+              <w:right w:type="dxa" w:w="100"/>
+            </w:tcMar>
+          </w:tcPr>
+          <w:p>
+            <w:r>
+              <w:rPr>
+                <w:b w:val="false"/>
+                <w:bCs w:val="false"/>
+                <w:sz w:val="20"/>
+                <w:szCs w:val="20"/>
+              </w:rPr>
+              <w:t xml:space="preserve">아무나 실행/수정하지 못하게 최소한의 보호 장치가 필요함</w:t>
+            </w:r>
+          </w:p>
+        </w:tc>
+        <w:tc>
+          <w:tcPr>
+            <w:tcW w:type="dxa" w:w="3400"/>
+            <w:tcMar>
+              <w:top w:type="dxa" w:w="80"/>
+              <w:left w:type="dxa" w:w="100"/>
+              <w:bottom w:type="dxa" w:w="80"/>
+              <w:right w:type="dxa" w:w="100"/>
+            </w:tcMar>
+          </w:tcPr>
+          <w:p>
+            <w:r>
+              <w:rPr>
+                <w:b w:val="false"/>
+                <w:bCs w:val="false"/>
+                <w:sz w:val="20"/>
+                <w:szCs w:val="20"/>
+              </w:rPr>
+              <w:t xml:space="preserve">실행 시 비밀번호(1234) 확인 창(로그인) 추가 — 통과해야 메인 화면이 뜸</w:t>
+            </w:r>
+          </w:p>
+        </w:tc>
+      </w:tr>
+      <w:tr>
+        <w:tc>
+          <w:tcPr>
+            <w:tcW w:type="dxa" w:w="1700"/>
+            <w:tcMar>
+              <w:top w:type="dxa" w:w="80"/>
+              <w:left w:type="dxa" w:w="100"/>
+              <w:bottom w:type="dxa" w:w="80"/>
+              <w:right w:type="dxa" w:w="100"/>
+            </w:tcMar>
+          </w:tcPr>
+          <w:p>
+            <w:r>
+              <w:rPr>
+                <w:b w:val="false"/>
+                <w:bCs w:val="false"/>
+                <w:sz w:val="20"/>
+                <w:szCs w:val="20"/>
+              </w:rPr>
+              <w:t xml:space="preserve">기능 추가</w:t>
+            </w:r>
+          </w:p>
+        </w:tc>
+        <w:tc>
+          <w:tcPr>
+            <w:tcW w:type="dxa" w:w="4100"/>
+            <w:tcMar>
+              <w:top w:type="dxa" w:w="80"/>
+              <w:left w:type="dxa" w:w="100"/>
+              <w:bottom w:type="dxa" w:w="80"/>
+              <w:right w:type="dxa" w:w="100"/>
+            </w:tcMar>
+          </w:tcPr>
+          <w:p>
+            <w:r>
+              <w:rPr>
+                <w:b w:val="false"/>
+                <w:bCs w:val="false"/>
+                <w:sz w:val="20"/>
+                <w:szCs w:val="20"/>
+              </w:rPr>
+              <w:t xml:space="preserve">행사(JSON)를 목록에서 지울 방법이 없었음</w:t>
+            </w:r>
+          </w:p>
+        </w:tc>
+        <w:tc>
+          <w:tcPr>
+            <w:tcW w:type="dxa" w:w="3400"/>
+            <w:tcMar>
+              <w:top w:type="dxa" w:w="80"/>
+              <w:left w:type="dxa" w:w="100"/>
+              <w:bottom w:type="dxa" w:w="80"/>
+              <w:right w:type="dxa" w:w="100"/>
+            </w:tcMar>
+          </w:tcPr>
+          <w:p>
+            <w:r>
+              <w:rPr>
+                <w:b w:val="false"/>
+                <w:bCs w:val="false"/>
+                <w:sz w:val="20"/>
+                <w:szCs w:val="20"/>
+              </w:rPr>
+              <w:t xml:space="preserve">"선택 행사 삭제" 버튼 추가 — 삭제 확인 후 비밀번호를 한 번 더 확인해야 실제로 삭제됨</w:t>
+            </w:r>
+          </w:p>
+        </w:tc>
+      </w:tr>
+      <w:tr>
+        <w:tc>
+          <w:tcPr>
+            <w:tcW w:type="dxa" w:w="1700"/>
+            <w:tcMar>
+              <w:top w:type="dxa" w:w="80"/>
+              <w:left w:type="dxa" w:w="100"/>
+              <w:bottom w:type="dxa" w:w="80"/>
+              <w:right w:type="dxa" w:w="100"/>
+            </w:tcMar>
+          </w:tcPr>
+          <w:p>
+            <w:r>
+              <w:rPr>
+                <w:b w:val="false"/>
+                <w:bCs w:val="false"/>
+                <w:sz w:val="20"/>
+                <w:szCs w:val="20"/>
+              </w:rPr>
+              <w:t xml:space="preserve">UI 개선</w:t>
+            </w:r>
+          </w:p>
+        </w:tc>
+        <w:tc>
+          <w:tcPr>
+            <w:tcW w:type="dxa" w:w="4100"/>
+            <w:tcMar>
+              <w:top w:type="dxa" w:w="80"/>
+              <w:left w:type="dxa" w:w="100"/>
+              <w:bottom w:type="dxa" w:w="80"/>
+              <w:right w:type="dxa" w:w="100"/>
+            </w:tcMar>
+          </w:tcPr>
+          <w:p>
+            <w:r>
+              <w:rPr>
+                <w:b w:val="false"/>
+                <w:bCs w:val="false"/>
+                <w:sz w:val="20"/>
+                <w:szCs w:val="20"/>
+              </w:rPr>
+              <w:t xml:space="preserve">행사 기간 선택 UI가 다른 필드와 따로 노는 느낌이고, 저장까지 흐름이 헷갈림</w:t>
+            </w:r>
+          </w:p>
+        </w:tc>
+        <w:tc>
+          <w:tcPr>
+            <w:tcW w:type="dxa" w:w="3400"/>
+            <w:tcMar>
+              <w:top w:type="dxa" w:w="80"/>
+              <w:left w:type="dxa" w:w="100"/>
+              <w:bottom w:type="dxa" w:w="80"/>
+              <w:right w:type="dxa" w:w="100"/>
+            </w:tcMar>
+          </w:tcPr>
+          <w:p>
+            <w:r>
+              <w:rPr>
+                <w:b w:val="false"/>
+                <w:bCs w:val="false"/>
+                <w:sz w:val="20"/>
+                <w:szCs w:val="20"/>
+              </w:rPr>
+              <w:t xml:space="preserve">행사명 → 기간(테두리로 한 묶음) → 메모 → 저장 버튼들을 같은 카드 안에 순서대로 배치</w:t>
             </w:r>
           </w:p>
         </w:tc>

--- a/docs/사용자매뉴얼.docx
+++ b/docs/사용자매뉴얼.docx
@@ -21,13 +21,9 @@
       <w:pPr>
         <w:spacing w:after="40"/>
       </w:pPr>
-      <w:r>
-        <w:rPr>
-          <w:color w:val="444444"/>
-          <w:sz w:val="28"/>
-          <w:szCs w:val="28"/>
-        </w:rPr>
-        <w:t xml:space="preserve">사용자 매뉴얼</w:t>
+      <w:r/>
+      <w:r>
+        <w:t>버전 2.1.0  |  작성일 2026-09-17</w:t>
       </w:r>
     </w:p>
     <w:p>
@@ -40,7 +36,7 @@
           <w:sz w:val="20"/>
           <w:szCs w:val="20"/>
         </w:rPr>
-        <w:t xml:space="preserve">버전 1.4.0  |  작성일 2026-09-16</w:t>
+        <w:t xml:space="preserve">버전 2.0.0  |  작성일 2026-09-17</w:t>
       </w:r>
     </w:p>
     <w:p>
@@ -312,7 +308,7 @@
         <w:spacing w:after="120" w:before="260"/>
       </w:pPr>
       <w:r>
-        <w:t xml:space="preserve">4.1 행사 목록 &amp; 조회 날짜</w:t>
+        <w:t xml:space="preserve">4.1 행사 목록 &amp; 조회 날짜(범위)</w:t>
       </w:r>
     </w:p>
     <w:p>
@@ -320,7 +316,7 @@
         <w:spacing w:after="120"/>
       </w:pPr>
       <w:r>
-        <w:t xml:space="preserve">왼쪽 행사 목록 위의 "조회 날짜"는 기본값이 오늘 날짜이며, 이 날짜가 행사 기간(시작~종료) 안에 포함된 행사만 목록에 보여줍니다. 기간을 아직 지정하지 않은 행사는 항상 보입니다. 다른 날짜의 행사를 보려면 날짜를 바꾸고, 전체를 다시 보려면 "전체보기" 버튼을 누르세요.</w:t>
+        <w:t xml:space="preserve">왼쪽 행사 목록 위의 "조회 날짜"는 시작~종료 범위로 지정합니다. 기본값은 오늘 하루이며, 이 범위와 행사 기간(시작~종료)이 겹치는 행사만 목록에 보여줍니다. 기간을 아직 지정하지 않은 행사는 항상 보입니다. 범위를 넓혀서 여러 날에 걸친 행사를 한 번에 보거나, 전체를 다시 보려면 "전체보기" 버튼을 누르세요.</w:t>
       </w:r>
     </w:p>
     <w:p>
@@ -368,15 +364,16 @@
         <w:spacing w:after="120" w:before="260"/>
       </w:pPr>
       <w:r>
-        <w:t xml:space="preserve">4.2 상품(품목) 추가 &amp; 채널 지정</w:t>
+        <w:t xml:space="preserve">4.2 상품(품목) 추가 &amp; 품목 마스터 자동 조회</w:t>
       </w:r>
     </w:p>
     <w:p>
       <w:pPr>
         <w:spacing w:after="120"/>
       </w:pPr>
-      <w:r>
-        <w:t xml:space="preserve">"상품 추가" 버튼을 누르면 품목(상품명)과 채널을 고르는 창이 뜹니다. 각 항목은 드롭다운 목록에서 기존에 등록된 값을 고를 수도 있고, 목록에 없는 이름을 새로 입력할 수도 있습니다. 새로 입력한 품목/채널은 자동으로 목록에 등록되어 다음부터 바로 고를 수 있습니다.</w:t>
+      <w:r/>
+      <w:r>
+        <w:t>"상품 추가" 버튼을 누르면 품목(상품명)을 고르는 창이 뜹니다. 검색창에 이름을 입력해 품목 마스터 전체 목록에서 찾거나, 목록에 없는 이름을 새로 입력할 수도 있습니다. 이 창에서 바로 "새 품목 등록"으로 마스터에 새 항목을 추가하거나 "선택 삭제"로 지울 수 있어, "품목 마스터 관리" 창을 따로 열지 않아도 됩니다(둘은 같은 목록을 공유합니다).</w:t>
       </w:r>
     </w:p>
     <w:p>
@@ -384,7 +381,15 @@
         <w:spacing w:after="120"/>
       </w:pPr>
       <w:r>
-        <w:t xml:space="preserve">상품을 추가하면 판매가/배송비/수수료/기존지원금/원가/추가요청금액(+)/예상수량 7개 값이 기본으로 고정(입력) 상태로 채워집니다. 채널은 상품 표(그리드)에서 언제든 직접 수정할 수도 있습니다.</w:t>
+        <w:t xml:space="preserve">품목 마스터에 등록되어 있는 상품명이면 SKU·채널·매입가(+)·기존정산액(+)이 자동으로 채워집니다(실제 엑셀의 VLOOKUP과 같은 역할). 등록되지 않은 새 상품이면 이 값들은 빈 채로 추가되니, 나중에 "품목 마스터 관리"에서 등록해두면 다음부터는 자동으로 채워집니다.</w:t>
+      </w:r>
+    </w:p>
+    <w:p>
+      <w:pPr>
+        <w:spacing w:after="120"/>
+      </w:pPr>
+      <w:r>
+        <w:t xml:space="preserve">상품을 추가하면 판매가/배송비/수수료/매입가(+)/기존정산액(+)/캡슐금액/쿠폰액 분담 쿠폰/추가요청금액(+) 8개 값이 기본으로 고정(입력) 상태로 채워집니다. SKU/채널/행사유형/비고는 상품 표(그리드)에서 언제든 직접 수정할 수 있습니다.</w:t>
       </w:r>
     </w:p>
     <w:p>
@@ -393,7 +398,7 @@
         <w:spacing w:after="120" w:before="260"/>
       </w:pPr>
       <w:r>
-        <w:t xml:space="preserve">4.3 채널/품목 관리</w:t>
+        <w:t xml:space="preserve">4.3 품목 마스터 관리</w:t>
       </w:r>
     </w:p>
     <w:p>
@@ -401,7 +406,7 @@
         <w:spacing w:after="120"/>
       </w:pPr>
       <w:r>
-        <w:t xml:space="preserve">툴바의 "채널/품목 관리" 버튼을 누르면 채널 목록과 품목 목록을 한 화면에서 추가/삭제할 수 있습니다. 자주 쓰는 채널(예: 11번가, SK스토아, 카카오선물하기 등)과 품목을 미리 등록해두면, 상품 추가 시 매번 새로 입력할 필요 없이 목록에서 바로 고를 수 있습니다.</w:t>
+        <w:t xml:space="preserve">툴바의 "품목 마스터 관리" 버튼을 누르면 상품명·SKU·매입가(VAT+)·행사가·스팟가·지원금(vat+)_S/E/R·채널·비고를 표 형태로 관리하는 창이 뜹니다. 셀을 더블클릭하면 바로 수정할 수 있고, "품목 추가"/"선택 삭제" 버튼으로 행을 추가·삭제합니다. 자주 쓰는 상품을 미리 등록해두면, 상품 추가 시 매번 매입가·지원금을 새로 입력할 필요 없이 자동으로 불러옵니다.</w:t>
       </w:r>
     </w:p>
     <w:p>
@@ -410,15 +415,41 @@
         <w:spacing w:after="120" w:before="260"/>
       </w:pPr>
       <w:r>
-        <w:t xml:space="preserve">4.4 값 편집 &amp; 역산 계산</w:t>
+        <w:t xml:space="preserve">4.4 엑셀처럼 표 범위 선택/복사·붙여넣기</w:t>
       </w:r>
     </w:p>
     <w:p>
       <w:pPr>
         <w:spacing w:after="120"/>
       </w:pPr>
-      <w:r>
-        <w:t xml:space="preserve">표에서 상품을 선택하면 아래쪽에 14개 값 카드가 나타납니다. 각 카드의 체크박스를 켜면 그 값을 직접 입력하는 고정값으로, 끄면 자동 계산 대상으로 취급합니다.</w:t>
+      <w:r/>
+      <w:r>
+        <w:t>상품 표의 행을 마우스로 클릭하거나 Shift/Ctrl로 여러 행을 선택한 뒤 Ctrl+C로 복사, Ctrl+V로 붙여넣을 수 있습니다. 행 전체가 아니라 "채널"이나 "상품명"처럼 한 열만 세로로 드래그해서 선택한 뒤 복사하는 것도 가능합니다. 엑셀에서 표를 복사해온 뒤 이 프로그램의 표에 그대로 붙여넣을 수 있습니다. 표 자체는 직접 타이핑해서 고칠 수는 없고(오타 방지), 값을 바꾸려면 아래 "값 편집" 패널을 씁니다.</w:t>
+      </w:r>
+    </w:p>
+    <w:p>
+      <w:pPr>
+        <w:spacing w:after="120"/>
+      </w:pPr>
+      <w:r>
+        <w:t xml:space="preserve">붙여넣기는 이미 만들어진 상품 행 범위 안에서만 채워집니다 — 붙여넣을 데이터가 더 많으면 먼저 "상품 추가"로 행을 필요한 만큼 만들어두세요. 붙여넣어도 값 카드의 잠금(🔒) 상태는 그대로 유지됩니다.</w:t>
+      </w:r>
+    </w:p>
+    <w:p>
+      <w:pPr>
+        <w:pStyle w:val="Heading2"/>
+        <w:spacing w:after="120" w:before="260"/>
+      </w:pPr>
+      <w:r>
+        <w:t xml:space="preserve">4.5 값 편집 &amp; 역산 계산</w:t>
+      </w:r>
+    </w:p>
+    <w:p>
+      <w:pPr>
+        <w:spacing w:after="120"/>
+      </w:pPr>
+      <w:r>
+        <w:t xml:space="preserve">표에서 상품을 선택하면 아래쪽에 값 카드가 나타납니다. 각 카드의 체크박스를 켜면 그 값을 직접 입력하는 고정값(파란 카드)으로, 끄면 자동 계산 대상(흰 카드)으로 취급합니다.</w:t>
       </w:r>
     </w:p>
     <w:p>
@@ -430,7 +461,7 @@
           <w:b/>
           <w:bCs/>
         </w:rPr>
-        <w:t xml:space="preserve">반드시 정확히 7개 값을 고정해야 나머지 7개가 계산됩니다.</w:t>
+        <w:t xml:space="preserve">반드시 정확히 8개 값을 고정해야 나머지가 계산됩니다.</w:t>
       </w:r>
     </w:p>
     <w:p>
@@ -438,7 +469,7 @@
         <w:spacing w:after="120"/>
       </w:pPr>
       <w:r>
-        <w:t xml:space="preserve">예: 판매가/원가/배송비/수수료/기존지원금/예상수량을 고정하고, "추가요청금액(+)" 대신 "최종마진율"을 고정해 5%를 입력하면, 그 마진율을 맞추기 위해 필요한 추가요청금액이 자동으로 역산됩니다.</w:t>
+        <w:t xml:space="preserve">예: 판매가/배송비/수수료/매입가(+)/기존정산액(+)/캡슐금액/쿠폰액 분담 쿠폰을 고정하고, "추가요청금액(+)" 대신 "최종마진율"을 고정해 5%를 입력하면, 그 마진율을 맞추기 위해 필요한 추가요청금액이 자동으로 역산됩니다.</w:t>
       </w:r>
     </w:p>
     <w:p>
@@ -446,7 +477,15 @@
         <w:spacing w:after="120"/>
       </w:pPr>
       <w:r>
-        <w:t xml:space="preserve">값을 모두 입력한 뒤 "역산/계산 실행" 버튼을 누르면 결과가 표에 반영됩니다. 고정된 값이 7개가 아니거나 값들끼리 앞뒤가 맞지 않으면(모순) 화면 하단에 안내 메시지가 표시됩니다.</w:t>
+        <w:t xml:space="preserve">값을 모두 입력한 뒤 "역산/계산 실행" 버튼을 누르면 결과가 표에 반영됩니다. 고정된 값이 8개가 아니거나 값들끼리 앞뒤가 맞지 않으면(모순) 화면 하단에 안내 메시지가 표시됩니다.</w:t>
+      </w:r>
+    </w:p>
+    <w:p>
+      <w:pPr>
+        <w:spacing w:after="120"/>
+      </w:pPr>
+      <w:r>
+        <w:t xml:space="preserve">"기지원금"은 값 편집 패널에 없습니다 — 반올림(ROUNDUP) 계산이 들어가 있어 거꾸로 풀 수 없는 값이라, 마진액과 정산액포함매입가(+)가 둘 다 정해지면 상품 표에 자동으로만 채워집니다.</w:t>
       </w:r>
     </w:p>
     <w:p>
@@ -455,7 +494,7 @@
         <w:spacing w:after="120" w:before="260"/>
       </w:pPr>
       <w:r>
-        <w:t xml:space="preserve">4.5 저장 / 다른 이름으로 저장 / JSON 다운로드</w:t>
+        <w:t xml:space="preserve">4.6 저장 / 다른 이름으로 저장 / JSON 다운로드</w:t>
       </w:r>
     </w:p>
     <w:p>
@@ -480,7 +519,7 @@
         <w:spacing w:after="120" w:before="260"/>
       </w:pPr>
       <w:r>
-        <w:t xml:space="preserve">4.6 저장 폴더 열기</w:t>
+        <w:t xml:space="preserve">4.7 저장 폴더 열기</w:t>
       </w:r>
     </w:p>
     <w:p>
@@ -497,7 +536,7 @@
         <w:spacing w:after="120" w:before="260"/>
       </w:pPr>
       <w:r>
-        <w:t xml:space="preserve">4.7 행사 삭제</w:t>
+        <w:t xml:space="preserve">4.8 행사 삭제</w:t>
       </w:r>
     </w:p>
     <w:p>
@@ -514,7 +553,7 @@
         <w:spacing w:after="120" w:before="260"/>
       </w:pPr>
       <w:r>
-        <w:t xml:space="preserve">4.8 CSV 내보내기</w:t>
+        <w:t xml:space="preserve">4.9 CSV 내보내기</w:t>
       </w:r>
     </w:p>
     <w:p>
@@ -522,7 +561,7 @@
         <w:spacing w:after="120"/>
       </w:pPr>
       <w:r>
-        <w:t xml:space="preserve">"CSV 내보내기" 버튼으로 현재 행사의 상품 표(채널 포함)를 CSV 파일로 저장할 수 있습니다. 엑셀에서 바로 열어도 한글이 깨지지 않도록 UTF-8 BOM을 포함해서 저장합니다.</w:t>
+        <w:t xml:space="preserve">"CSV 내보내기" 버튼으로 현재 행사의 상품 표를 CSV 파일로 저장할 수 있습니다. 엑셀에서 바로 열어도 한글이 깨지지 않도록 UTF-8 BOM을 포함해서 저장합니다. 컬럼 순서는 표와 동일하게 실제 엑셀 컬럼 순서를 따릅니다(SKU~비고).</w:t>
       </w:r>
     </w:p>
     <w:p>
@@ -539,7 +578,7 @@
         <w:spacing w:after="120"/>
       </w:pPr>
       <w:r>
-        <w:t xml:space="preserve">원본 엑셀의 각 컬럼은 아래 7개의 수식으로 서로 연결되어 있습니다. 변수는 총 14개, 수식은 7개이므로 7개 값을 입력하면 나머지 7개가 자동으로 정해집니다.</w:t>
+        <w:t xml:space="preserve">실제로 쓰고 있는 최신 엑셀(2026-09 기준)의 각 컬럼은 아래 8개의 수식으로 서로 연결되어 있습니다. 역산 가능한 변수는 총 16개, 수식은 8개이므로 8개 값을 입력하면 나머지 8개가 자동으로 정해집니다.</w:t>
       </w:r>
     </w:p>
     <w:tbl>
@@ -555,13 +594,13 @@
         </w:tblBorders>
       </w:tblPr>
       <w:tblGrid>
-        <w:gridCol w:w="3600"/>
-        <w:gridCol w:w="5600"/>
+        <w:gridCol w:w="4000"/>
+        <w:gridCol w:w="5200"/>
       </w:tblGrid>
       <w:tr>
         <w:tc>
           <w:tcPr>
-            <w:tcW w:type="dxa" w:w="3600"/>
+            <w:tcW w:type="dxa" w:w="4000"/>
             <w:shd w:fill="2F5496" w:val="clear"/>
             <w:tcMar>
               <w:top w:type="dxa" w:w="80"/>
@@ -585,7 +624,7 @@
         </w:tc>
         <w:tc>
           <w:tcPr>
-            <w:tcW w:type="dxa" w:w="5600"/>
+            <w:tcW w:type="dxa" w:w="5200"/>
             <w:shd w:fill="2F5496" w:val="clear"/>
             <w:tcMar>
               <w:top w:type="dxa" w:w="80"/>
@@ -611,45 +650,45 @@
       <w:tr>
         <w:tc>
           <w:tcPr>
-            <w:tcW w:type="dxa" w:w="3600"/>
-            <w:tcMar>
-              <w:top w:type="dxa" w:w="80"/>
-              <w:left w:type="dxa" w:w="100"/>
-              <w:bottom w:type="dxa" w:w="80"/>
-              <w:right w:type="dxa" w:w="100"/>
-            </w:tcMar>
-          </w:tcPr>
-          <w:p>
-            <w:r>
-              <w:rPr>
-                <w:b w:val="false"/>
-                <w:bCs w:val="false"/>
-                <w:sz w:val="20"/>
-                <w:szCs w:val="20"/>
-              </w:rPr>
-              <w:t xml:space="preserve">공급가 = 판매가 × (1 - 수수료)</w:t>
-            </w:r>
-          </w:p>
-        </w:tc>
-        <w:tc>
-          <w:tcPr>
-            <w:tcW w:type="dxa" w:w="5600"/>
-            <w:tcMar>
-              <w:top w:type="dxa" w:w="80"/>
-              <w:left w:type="dxa" w:w="100"/>
-              <w:bottom w:type="dxa" w:w="80"/>
-              <w:right w:type="dxa" w:w="100"/>
-            </w:tcMar>
-          </w:tcPr>
-          <w:p>
-            <w:r>
-              <w:rPr>
-                <w:b w:val="false"/>
-                <w:bCs w:val="false"/>
-                <w:sz w:val="20"/>
-                <w:szCs w:val="20"/>
-              </w:rPr>
-              <w:t xml:space="preserve">판매가, 수수료, 공급가</w:t>
+            <w:tcW w:type="dxa" w:w="4000"/>
+            <w:tcMar>
+              <w:top w:type="dxa" w:w="80"/>
+              <w:left w:type="dxa" w:w="100"/>
+              <w:bottom w:type="dxa" w:w="80"/>
+              <w:right w:type="dxa" w:w="100"/>
+            </w:tcMar>
+          </w:tcPr>
+          <w:p>
+            <w:r>
+              <w:rPr>
+                <w:b w:val="false"/>
+                <w:bCs w:val="false"/>
+                <w:sz w:val="20"/>
+                <w:szCs w:val="20"/>
+              </w:rPr>
+              <w:t xml:space="preserve">채널&gt;공급가 = 판매가 × (1 - 수수료)</w:t>
+            </w:r>
+          </w:p>
+        </w:tc>
+        <w:tc>
+          <w:tcPr>
+            <w:tcW w:type="dxa" w:w="5200"/>
+            <w:tcMar>
+              <w:top w:type="dxa" w:w="80"/>
+              <w:left w:type="dxa" w:w="100"/>
+              <w:bottom w:type="dxa" w:w="80"/>
+              <w:right w:type="dxa" w:w="100"/>
+            </w:tcMar>
+          </w:tcPr>
+          <w:p>
+            <w:r>
+              <w:rPr>
+                <w:b w:val="false"/>
+                <w:bCs w:val="false"/>
+                <w:sz w:val="20"/>
+                <w:szCs w:val="20"/>
+              </w:rPr>
+              <w:t xml:space="preserve">판매가, 수수료, 채널&gt;공급가</w:t>
             </w:r>
           </w:p>
         </w:tc>
@@ -657,45 +696,45 @@
       <w:tr>
         <w:tc>
           <w:tcPr>
-            <w:tcW w:type="dxa" w:w="3600"/>
-            <w:tcMar>
-              <w:top w:type="dxa" w:w="80"/>
-              <w:left w:type="dxa" w:w="100"/>
-              <w:bottom w:type="dxa" w:w="80"/>
-              <w:right w:type="dxa" w:w="100"/>
-            </w:tcMar>
-          </w:tcPr>
-          <w:p>
-            <w:r>
-              <w:rPr>
-                <w:b w:val="false"/>
-                <w:bCs w:val="false"/>
-                <w:sz w:val="20"/>
-                <w:szCs w:val="20"/>
-              </w:rPr>
-              <w:t xml:space="preserve">실원가 = 원가 - 기존지원금</w:t>
-            </w:r>
-          </w:p>
-        </w:tc>
-        <w:tc>
-          <w:tcPr>
-            <w:tcW w:type="dxa" w:w="5600"/>
-            <w:tcMar>
-              <w:top w:type="dxa" w:w="80"/>
-              <w:left w:type="dxa" w:w="100"/>
-              <w:bottom w:type="dxa" w:w="80"/>
-              <w:right w:type="dxa" w:w="100"/>
-            </w:tcMar>
-          </w:tcPr>
-          <w:p>
-            <w:r>
-              <w:rPr>
-                <w:b w:val="false"/>
-                <w:bCs w:val="false"/>
-                <w:sz w:val="20"/>
-                <w:szCs w:val="20"/>
-              </w:rPr>
-              <w:t xml:space="preserve">원가, 기존지원금, 실원가</w:t>
+            <w:tcW w:type="dxa" w:w="4000"/>
+            <w:tcMar>
+              <w:top w:type="dxa" w:w="80"/>
+              <w:left w:type="dxa" w:w="100"/>
+              <w:bottom w:type="dxa" w:w="80"/>
+              <w:right w:type="dxa" w:w="100"/>
+            </w:tcMar>
+          </w:tcPr>
+          <w:p>
+            <w:r>
+              <w:rPr>
+                <w:b w:val="false"/>
+                <w:bCs w:val="false"/>
+                <w:sz w:val="20"/>
+                <w:szCs w:val="20"/>
+              </w:rPr>
+              <w:t xml:space="preserve">정산액포함매입가(+) = 매입가(+) - 기존정산액(+)</w:t>
+            </w:r>
+          </w:p>
+        </w:tc>
+        <w:tc>
+          <w:tcPr>
+            <w:tcW w:type="dxa" w:w="5200"/>
+            <w:tcMar>
+              <w:top w:type="dxa" w:w="80"/>
+              <w:left w:type="dxa" w:w="100"/>
+              <w:bottom w:type="dxa" w:w="80"/>
+              <w:right w:type="dxa" w:w="100"/>
+            </w:tcMar>
+          </w:tcPr>
+          <w:p>
+            <w:r>
+              <w:rPr>
+                <w:b w:val="false"/>
+                <w:bCs w:val="false"/>
+                <w:sz w:val="20"/>
+                <w:szCs w:val="20"/>
+              </w:rPr>
+              <w:t xml:space="preserve">매입가(+), 기존정산액(+), 정산액포함매입가(+)</w:t>
             </w:r>
           </w:p>
         </w:tc>
@@ -703,45 +742,45 @@
       <w:tr>
         <w:tc>
           <w:tcPr>
-            <w:tcW w:type="dxa" w:w="3600"/>
-            <w:tcMar>
-              <w:top w:type="dxa" w:w="80"/>
-              <w:left w:type="dxa" w:w="100"/>
-              <w:bottom w:type="dxa" w:w="80"/>
-              <w:right w:type="dxa" w:w="100"/>
-            </w:tcMar>
-          </w:tcPr>
-          <w:p>
-            <w:r>
-              <w:rPr>
-                <w:b w:val="false"/>
-                <w:bCs w:val="false"/>
-                <w:sz w:val="20"/>
-                <w:szCs w:val="20"/>
-              </w:rPr>
-              <w:t xml:space="preserve">마진액 = 공급가 - 실원가 - 배송비</w:t>
-            </w:r>
-          </w:p>
-        </w:tc>
-        <w:tc>
-          <w:tcPr>
-            <w:tcW w:type="dxa" w:w="5600"/>
-            <w:tcMar>
-              <w:top w:type="dxa" w:w="80"/>
-              <w:left w:type="dxa" w:w="100"/>
-              <w:bottom w:type="dxa" w:w="80"/>
-              <w:right w:type="dxa" w:w="100"/>
-            </w:tcMar>
-          </w:tcPr>
-          <w:p>
-            <w:r>
-              <w:rPr>
-                <w:b w:val="false"/>
-                <w:bCs w:val="false"/>
-                <w:sz w:val="20"/>
-                <w:szCs w:val="20"/>
-              </w:rPr>
-              <w:t xml:space="preserve">공급가, 실원가, 배송비, 마진액</w:t>
+            <w:tcW w:type="dxa" w:w="4000"/>
+            <w:tcMar>
+              <w:top w:type="dxa" w:w="80"/>
+              <w:left w:type="dxa" w:w="100"/>
+              <w:bottom w:type="dxa" w:w="80"/>
+              <w:right w:type="dxa" w:w="100"/>
+            </w:tcMar>
+          </w:tcPr>
+          <w:p>
+            <w:r>
+              <w:rPr>
+                <w:b w:val="false"/>
+                <w:bCs w:val="false"/>
+                <w:sz w:val="20"/>
+                <w:szCs w:val="20"/>
+              </w:rPr>
+              <w:t xml:space="preserve">마진액 = 채널&gt;공급가 - 정산액포함매입가(+) - 배송비 - 캡슐금액 - 쿠폰액 분담 쿠폰</w:t>
+            </w:r>
+          </w:p>
+        </w:tc>
+        <w:tc>
+          <w:tcPr>
+            <w:tcW w:type="dxa" w:w="5200"/>
+            <w:tcMar>
+              <w:top w:type="dxa" w:w="80"/>
+              <w:left w:type="dxa" w:w="100"/>
+              <w:bottom w:type="dxa" w:w="80"/>
+              <w:right w:type="dxa" w:w="100"/>
+            </w:tcMar>
+          </w:tcPr>
+          <w:p>
+            <w:r>
+              <w:rPr>
+                <w:b w:val="false"/>
+                <w:bCs w:val="false"/>
+                <w:sz w:val="20"/>
+                <w:szCs w:val="20"/>
+              </w:rPr>
+              <w:t xml:space="preserve">위 5개 값, 마진액</w:t>
             </w:r>
           </w:p>
         </w:tc>
@@ -749,7 +788,7 @@
       <w:tr>
         <w:tc>
           <w:tcPr>
-            <w:tcW w:type="dxa" w:w="3600"/>
+            <w:tcW w:type="dxa" w:w="4000"/>
             <w:tcMar>
               <w:top w:type="dxa" w:w="80"/>
               <w:left w:type="dxa" w:w="100"/>
@@ -771,7 +810,7 @@
         </w:tc>
         <w:tc>
           <w:tcPr>
-            <w:tcW w:type="dxa" w:w="5600"/>
+            <w:tcW w:type="dxa" w:w="5200"/>
             <w:tcMar>
               <w:top w:type="dxa" w:w="80"/>
               <w:left w:type="dxa" w:w="100"/>
@@ -795,7 +834,7 @@
       <w:tr>
         <w:tc>
           <w:tcPr>
-            <w:tcW w:type="dxa" w:w="3600"/>
+            <w:tcW w:type="dxa" w:w="4000"/>
             <w:tcMar>
               <w:top w:type="dxa" w:w="80"/>
               <w:left w:type="dxa" w:w="100"/>
@@ -817,7 +856,7 @@
         </w:tc>
         <w:tc>
           <w:tcPr>
-            <w:tcW w:type="dxa" w:w="5600"/>
+            <w:tcW w:type="dxa" w:w="5200"/>
             <w:tcMar>
               <w:top w:type="dxa" w:w="80"/>
               <w:left w:type="dxa" w:w="100"/>
@@ -841,45 +880,45 @@
       <w:tr>
         <w:tc>
           <w:tcPr>
-            <w:tcW w:type="dxa" w:w="3600"/>
-            <w:tcMar>
-              <w:top w:type="dxa" w:w="80"/>
-              <w:left w:type="dxa" w:w="100"/>
-              <w:bottom w:type="dxa" w:w="80"/>
-              <w:right w:type="dxa" w:w="100"/>
-            </w:tcMar>
-          </w:tcPr>
-          <w:p>
-            <w:r>
-              <w:rPr>
-                <w:b w:val="false"/>
-                <w:bCs w:val="false"/>
-                <w:sz w:val="20"/>
-                <w:szCs w:val="20"/>
-              </w:rPr>
-              <w:t xml:space="preserve">최종마진율 = 최종마진액 / 공급가</w:t>
-            </w:r>
-          </w:p>
-        </w:tc>
-        <w:tc>
-          <w:tcPr>
-            <w:tcW w:type="dxa" w:w="5600"/>
-            <w:tcMar>
-              <w:top w:type="dxa" w:w="80"/>
-              <w:left w:type="dxa" w:w="100"/>
-              <w:bottom w:type="dxa" w:w="80"/>
-              <w:right w:type="dxa" w:w="100"/>
-            </w:tcMar>
-          </w:tcPr>
-          <w:p>
-            <w:r>
-              <w:rPr>
-                <w:b w:val="false"/>
-                <w:bCs w:val="false"/>
-                <w:sz w:val="20"/>
-                <w:szCs w:val="20"/>
-              </w:rPr>
-              <w:t xml:space="preserve">최종마진액, 공급가, 최종마진율</w:t>
+            <w:tcW w:type="dxa" w:w="4000"/>
+            <w:tcMar>
+              <w:top w:type="dxa" w:w="80"/>
+              <w:left w:type="dxa" w:w="100"/>
+              <w:bottom w:type="dxa" w:w="80"/>
+              <w:right w:type="dxa" w:w="100"/>
+            </w:tcMar>
+          </w:tcPr>
+          <w:p>
+            <w:r>
+              <w:rPr>
+                <w:b w:val="false"/>
+                <w:bCs w:val="false"/>
+                <w:sz w:val="20"/>
+                <w:szCs w:val="20"/>
+              </w:rPr>
+              <w:t xml:space="preserve">최종마진율 = 최종마진액 / 채널&gt;공급가</w:t>
+            </w:r>
+          </w:p>
+        </w:tc>
+        <w:tc>
+          <w:tcPr>
+            <w:tcW w:type="dxa" w:w="5200"/>
+            <w:tcMar>
+              <w:top w:type="dxa" w:w="80"/>
+              <w:left w:type="dxa" w:w="100"/>
+              <w:bottom w:type="dxa" w:w="80"/>
+              <w:right w:type="dxa" w:w="100"/>
+            </w:tcMar>
+          </w:tcPr>
+          <w:p>
+            <w:r>
+              <w:rPr>
+                <w:b w:val="false"/>
+                <w:bCs w:val="false"/>
+                <w:sz w:val="20"/>
+                <w:szCs w:val="20"/>
+              </w:rPr>
+              <w:t xml:space="preserve">최종마진액, 채널&gt;공급가, 최종마진율</w:t>
             </w:r>
           </w:p>
         </w:tc>
@@ -887,50 +926,112 @@
       <w:tr>
         <w:tc>
           <w:tcPr>
-            <w:tcW w:type="dxa" w:w="3600"/>
-            <w:tcMar>
-              <w:top w:type="dxa" w:w="80"/>
-              <w:left w:type="dxa" w:w="100"/>
-              <w:bottom w:type="dxa" w:w="80"/>
-              <w:right w:type="dxa" w:w="100"/>
-            </w:tcMar>
-          </w:tcPr>
-          <w:p>
-            <w:r>
-              <w:rPr>
-                <w:b w:val="false"/>
-                <w:bCs w:val="false"/>
-                <w:sz w:val="20"/>
-                <w:szCs w:val="20"/>
-              </w:rPr>
-              <w:t xml:space="preserve">예상추가비용(-) = 추가요청금액(-) × 예상수량</w:t>
-            </w:r>
-          </w:p>
-        </w:tc>
-        <w:tc>
-          <w:tcPr>
-            <w:tcW w:type="dxa" w:w="5600"/>
-            <w:tcMar>
-              <w:top w:type="dxa" w:w="80"/>
-              <w:left w:type="dxa" w:w="100"/>
-              <w:bottom w:type="dxa" w:w="80"/>
-              <w:right w:type="dxa" w:w="100"/>
-            </w:tcMar>
-          </w:tcPr>
-          <w:p>
-            <w:r>
-              <w:rPr>
-                <w:b w:val="false"/>
-                <w:bCs w:val="false"/>
-                <w:sz w:val="20"/>
-                <w:szCs w:val="20"/>
-              </w:rPr>
-              <w:t xml:space="preserve">추가요청금액(-), 예상수량, 예상추가비용(-)</w:t>
+            <w:tcW w:type="dxa" w:w="4000"/>
+            <w:tcMar>
+              <w:top w:type="dxa" w:w="80"/>
+              <w:left w:type="dxa" w:w="100"/>
+              <w:bottom w:type="dxa" w:w="80"/>
+              <w:right w:type="dxa" w:w="100"/>
+            </w:tcMar>
+          </w:tcPr>
+          <w:p>
+            <w:r>
+              <w:rPr>
+                <w:b w:val="false"/>
+                <w:bCs w:val="false"/>
+                <w:sz w:val="20"/>
+                <w:szCs w:val="20"/>
+              </w:rPr>
+              <w:t xml:space="preserve">본사(확인용)vat+ = 추가요청금액(+) + 기존정산액(+)</w:t>
+            </w:r>
+          </w:p>
+        </w:tc>
+        <w:tc>
+          <w:tcPr>
+            <w:tcW w:type="dxa" w:w="5200"/>
+            <w:tcMar>
+              <w:top w:type="dxa" w:w="80"/>
+              <w:left w:type="dxa" w:w="100"/>
+              <w:bottom w:type="dxa" w:w="80"/>
+              <w:right w:type="dxa" w:w="100"/>
+            </w:tcMar>
+          </w:tcPr>
+          <w:p>
+            <w:r>
+              <w:rPr>
+                <w:b w:val="false"/>
+                <w:bCs w:val="false"/>
+                <w:sz w:val="20"/>
+                <w:szCs w:val="20"/>
+              </w:rPr>
+              <w:t xml:space="preserve">추가요청금액(+), 기존정산액(+), 본사(확인용)vat+</w:t>
+            </w:r>
+          </w:p>
+        </w:tc>
+      </w:tr>
+      <w:tr>
+        <w:tc>
+          <w:tcPr>
+            <w:tcW w:type="dxa" w:w="4000"/>
+            <w:tcMar>
+              <w:top w:type="dxa" w:w="80"/>
+              <w:left w:type="dxa" w:w="100"/>
+              <w:bottom w:type="dxa" w:w="80"/>
+              <w:right w:type="dxa" w:w="100"/>
+            </w:tcMar>
+          </w:tcPr>
+          <w:p>
+            <w:r>
+              <w:rPr>
+                <w:b w:val="false"/>
+                <w:bCs w:val="false"/>
+                <w:sz w:val="20"/>
+                <w:szCs w:val="20"/>
+              </w:rPr>
+              <w:t xml:space="preserve">본사(확인용)vat- = 본사(확인용)vat+ / 1.1</w:t>
+            </w:r>
+          </w:p>
+        </w:tc>
+        <w:tc>
+          <w:tcPr>
+            <w:tcW w:type="dxa" w:w="5200"/>
+            <w:tcMar>
+              <w:top w:type="dxa" w:w="80"/>
+              <w:left w:type="dxa" w:w="100"/>
+              <w:bottom w:type="dxa" w:w="80"/>
+              <w:right w:type="dxa" w:w="100"/>
+            </w:tcMar>
+          </w:tcPr>
+          <w:p>
+            <w:r>
+              <w:rPr>
+                <w:b w:val="false"/>
+                <w:bCs w:val="false"/>
+                <w:sz w:val="20"/>
+                <w:szCs w:val="20"/>
+              </w:rPr>
+              <w:t xml:space="preserve">본사(확인용)vat+, 본사(확인용)vat-</w:t>
             </w:r>
           </w:p>
         </w:tc>
       </w:tr>
     </w:tbl>
+    <w:p>
+      <w:pPr>
+        <w:spacing w:after="120"/>
+      </w:pPr>
+      <w:r>
+        <w:t xml:space="preserve">기지원금 = ROUNDUP(ABS(마진액) + 정산액포함매입가(+)×5%, 천 단위 올림) 은 반올림(ROUNDUP) 때문에 거꾸로 풀 수 없어 위 8개 수식에 넣지 않았습니다. 마진액과 정산액포함매입가(+)가 둘 다 정해지면 그때 한 번 순방향으로만 계산해서 표에 채웁니다 — 값 편집 패널에서 잠글 수 없는 표시 전용 값입니다.</w:t>
+      </w:r>
+    </w:p>
+    <w:p>
+      <w:pPr>
+        <w:spacing w:after="120"/>
+      </w:pPr>
+      <w:r>
+        <w:t xml:space="preserve">SKU·채널·매입가(+)·기존정산액(+)은 상품 추가 시 상품명으로 품목 마스터를 찾아 자동으로 채워지지만(엑셀의 VLOOKUP과 동일), 채워진 뒤에는 다른 값과 똑같이 취급되어 잠그거나 풀어서 역산 대상으로 삼을 수 있습니다.</w:t>
+      </w:r>
+    </w:p>
     <w:p>
       <w:pPr>
         <w:spacing w:before="200"/>
@@ -2459,6 +2560,142 @@
                 <w:sz w:val="20"/>
                 <w:szCs w:val="20"/>
               </w:rPr>
+              <w:t xml:space="preserve">기능 추가</w:t>
+            </w:r>
+          </w:p>
+        </w:tc>
+        <w:tc>
+          <w:tcPr>
+            <w:tcW w:type="dxa" w:w="4100"/>
+            <w:tcMar>
+              <w:top w:type="dxa" w:w="80"/>
+              <w:left w:type="dxa" w:w="100"/>
+              <w:bottom w:type="dxa" w:w="80"/>
+              <w:right w:type="dxa" w:w="100"/>
+            </w:tcMar>
+          </w:tcPr>
+          <w:p>
+            <w:r>
+              <w:rPr>
+                <w:b w:val="false"/>
+                <w:bCs w:val="false"/>
+                <w:sz w:val="20"/>
+                <w:szCs w:val="20"/>
+              </w:rPr>
+              <w:t xml:space="preserve">상품 표에 여러 값을 엑셀처럼 한 번에 넣고 싶음</w:t>
+            </w:r>
+          </w:p>
+        </w:tc>
+        <w:tc>
+          <w:tcPr>
+            <w:tcW w:type="dxa" w:w="3400"/>
+            <w:tcMar>
+              <w:top w:type="dxa" w:w="80"/>
+              <w:left w:type="dxa" w:w="100"/>
+              <w:bottom w:type="dxa" w:w="80"/>
+              <w:right w:type="dxa" w:w="100"/>
+            </w:tcMar>
+          </w:tcPr>
+          <w:p>
+            <w:r>
+              <w:rPr>
+                <w:b w:val="false"/>
+                <w:bCs w:val="false"/>
+                <w:sz w:val="20"/>
+                <w:szCs w:val="20"/>
+              </w:rPr>
+              <w:t xml:space="preserve">표에서 행을 선택해 Ctrl+C/Ctrl+V로 복사·붙여넣기 가능 (엑셀에서 표를 복사해와 그대로 붙여넣기 가능)</w:t>
+            </w:r>
+          </w:p>
+        </w:tc>
+      </w:tr>
+      <w:tr>
+        <w:tc>
+          <w:tcPr>
+            <w:tcW w:type="dxa" w:w="1700"/>
+            <w:tcMar>
+              <w:top w:type="dxa" w:w="80"/>
+              <w:left w:type="dxa" w:w="100"/>
+              <w:bottom w:type="dxa" w:w="80"/>
+              <w:right w:type="dxa" w:w="100"/>
+            </w:tcMar>
+          </w:tcPr>
+          <w:p>
+            <w:r>
+              <w:rPr>
+                <w:b w:val="false"/>
+                <w:bCs w:val="false"/>
+                <w:sz w:val="20"/>
+                <w:szCs w:val="20"/>
+              </w:rPr>
+              <w:t xml:space="preserve">기능 추가</w:t>
+            </w:r>
+          </w:p>
+        </w:tc>
+        <w:tc>
+          <w:tcPr>
+            <w:tcW w:type="dxa" w:w="4100"/>
+            <w:tcMar>
+              <w:top w:type="dxa" w:w="80"/>
+              <w:left w:type="dxa" w:w="100"/>
+              <w:bottom w:type="dxa" w:w="80"/>
+              <w:right w:type="dxa" w:w="100"/>
+            </w:tcMar>
+          </w:tcPr>
+          <w:p>
+            <w:r>
+              <w:rPr>
+                <w:b w:val="false"/>
+                <w:bCs w:val="false"/>
+                <w:sz w:val="20"/>
+                <w:szCs w:val="20"/>
+              </w:rPr>
+              <w:t xml:space="preserve">조회 날짜를 하루가 아니라 기간으로 보고 싶음</w:t>
+            </w:r>
+          </w:p>
+        </w:tc>
+        <w:tc>
+          <w:tcPr>
+            <w:tcW w:type="dxa" w:w="3400"/>
+            <w:tcMar>
+              <w:top w:type="dxa" w:w="80"/>
+              <w:left w:type="dxa" w:w="100"/>
+              <w:bottom w:type="dxa" w:w="80"/>
+              <w:right w:type="dxa" w:w="100"/>
+            </w:tcMar>
+          </w:tcPr>
+          <w:p>
+            <w:r>
+              <w:rPr>
+                <w:b w:val="false"/>
+                <w:bCs w:val="false"/>
+                <w:sz w:val="20"/>
+                <w:szCs w:val="20"/>
+              </w:rPr>
+              <w:t xml:space="preserve">조회 날짜를 시작~종료 범위로 지정, 행사 기간과 겹치면 목록에 표시</w:t>
+            </w:r>
+          </w:p>
+        </w:tc>
+      </w:tr>
+      <w:tr>
+        <w:tc>
+          <w:tcPr>
+            <w:tcW w:type="dxa" w:w="1700"/>
+            <w:tcMar>
+              <w:top w:type="dxa" w:w="80"/>
+              <w:left w:type="dxa" w:w="100"/>
+              <w:bottom w:type="dxa" w:w="80"/>
+              <w:right w:type="dxa" w:w="100"/>
+            </w:tcMar>
+          </w:tcPr>
+          <w:p>
+            <w:r>
+              <w:rPr>
+                <w:b w:val="false"/>
+                <w:bCs w:val="false"/>
+                <w:sz w:val="20"/>
+                <w:szCs w:val="20"/>
+              </w:rPr>
               <w:t xml:space="preserve">UI 개선</w:t>
             </w:r>
           </w:p>
@@ -2504,6 +2741,142 @@
                 <w:szCs w:val="20"/>
               </w:rPr>
               <w:t xml:space="preserve">행사명 → 기간(테두리로 한 묶음) → 메모 → 저장 버튼들을 같은 카드 안에 순서대로 배치</w:t>
+            </w:r>
+          </w:p>
+        </w:tc>
+      </w:tr>
+      <w:tr>
+        <w:tc>
+          <w:tcPr>
+            <w:tcW w:type="dxa" w:w="1700"/>
+            <w:tcMar>
+              <w:top w:type="dxa" w:w="80"/>
+              <w:left w:type="dxa" w:w="100"/>
+              <w:bottom w:type="dxa" w:w="80"/>
+              <w:right w:type="dxa" w:w="100"/>
+            </w:tcMar>
+          </w:tcPr>
+          <w:p>
+            <w:r>
+              <w:rPr>
+                <w:b w:val="false"/>
+                <w:bCs w:val="false"/>
+                <w:sz w:val="20"/>
+                <w:szCs w:val="20"/>
+              </w:rPr>
+              <w:t xml:space="preserve">버그</w:t>
+            </w:r>
+          </w:p>
+        </w:tc>
+        <w:tc>
+          <w:tcPr>
+            <w:tcW w:type="dxa" w:w="4100"/>
+            <w:tcMar>
+              <w:top w:type="dxa" w:w="80"/>
+              <w:left w:type="dxa" w:w="100"/>
+              <w:bottom w:type="dxa" w:w="80"/>
+              <w:right w:type="dxa" w:w="100"/>
+            </w:tcMar>
+          </w:tcPr>
+          <w:p>
+            <w:r>
+              <w:rPr>
+                <w:b w:val="false"/>
+                <w:bCs w:val="false"/>
+                <w:sz w:val="20"/>
+                <w:szCs w:val="20"/>
+              </w:rPr>
+              <w:t xml:space="preserve">그리드를 편집 가능하게(IsReadOnly=False) 바꾼 뒤로 행 클릭 시 값 편집 패널이 안 열림</w:t>
+            </w:r>
+          </w:p>
+        </w:tc>
+        <w:tc>
+          <w:tcPr>
+            <w:tcW w:type="dxa" w:w="3400"/>
+            <w:tcMar>
+              <w:top w:type="dxa" w:w="80"/>
+              <w:left w:type="dxa" w:w="100"/>
+              <w:bottom w:type="dxa" w:w="80"/>
+              <w:right w:type="dxa" w:w="100"/>
+            </w:tcMar>
+          </w:tcPr>
+          <w:p>
+            <w:r>
+              <w:rPr>
+                <w:b w:val="false"/>
+                <w:bCs w:val="false"/>
+                <w:sz w:val="20"/>
+                <w:szCs w:val="20"/>
+              </w:rPr>
+              <w:t xml:space="preserve">WPF의 SelectionUnit 제약 때문 — 그리드를 다시 읽기 전용으로 되돌리고, 값 변경은 값 편집 패널/붙여넣기로만 하도록 정리</w:t>
+            </w:r>
+          </w:p>
+        </w:tc>
+      </w:tr>
+      <w:tr>
+        <w:tc>
+          <w:tcPr>
+            <w:tcW w:type="dxa" w:w="1700"/>
+            <w:tcMar>
+              <w:top w:type="dxa" w:w="80"/>
+              <w:left w:type="dxa" w:w="100"/>
+              <w:bottom w:type="dxa" w:w="80"/>
+              <w:right w:type="dxa" w:w="100"/>
+            </w:tcMar>
+          </w:tcPr>
+          <w:p>
+            <w:r>
+              <w:rPr>
+                <w:b w:val="false"/>
+                <w:bCs w:val="false"/>
+                <w:sz w:val="20"/>
+                <w:szCs w:val="20"/>
+              </w:rPr>
+              <w:t xml:space="preserve">전면 개편</w:t>
+            </w:r>
+          </w:p>
+        </w:tc>
+        <w:tc>
+          <w:tcPr>
+            <w:tcW w:type="dxa" w:w="4100"/>
+            <w:tcMar>
+              <w:top w:type="dxa" w:w="80"/>
+              <w:left w:type="dxa" w:w="100"/>
+              <w:bottom w:type="dxa" w:w="80"/>
+              <w:right w:type="dxa" w:w="100"/>
+            </w:tcMar>
+          </w:tcPr>
+          <w:p>
+            <w:r>
+              <w:rPr>
+                <w:b w:val="false"/>
+                <w:bCs w:val="false"/>
+                <w:sz w:val="20"/>
+                <w:szCs w:val="20"/>
+              </w:rPr>
+              <w:t xml:space="preserve">실제로 쓰고 있는 최신 엑셀 구조(SKU/매입가 자동조회/캡슐금액/쿠폰액/본사vat/기지원금 등)와 프로그램 구조가 많이 달랐음</w:t>
+            </w:r>
+          </w:p>
+        </w:tc>
+        <w:tc>
+          <w:tcPr>
+            <w:tcW w:type="dxa" w:w="3400"/>
+            <w:tcMar>
+              <w:top w:type="dxa" w:w="80"/>
+              <w:left w:type="dxa" w:w="100"/>
+              <w:bottom w:type="dxa" w:w="80"/>
+              <w:right w:type="dxa" w:w="100"/>
+            </w:tcMar>
+          </w:tcPr>
+          <w:p>
+            <w:r>
+              <w:rPr>
+                <w:b w:val="false"/>
+                <w:bCs w:val="false"/>
+                <w:sz w:val="20"/>
+                <w:szCs w:val="20"/>
+              </w:rPr>
+              <w:t xml:space="preserve">엑셀 파일을 직접 열어 수식까지 확인한 뒤 계산 엔진을 8개 수식·16개 변수 구조로 다시 설계, 품목(SKU) 마스터 도입, 구버전 파일도 값 그대로 열리도록 마이그레이션 처리 (자세한 내용은 README.md 참고)</w:t>
             </w:r>
           </w:p>
         </w:tc>
@@ -2511,10 +2884,126 @@
     </w:tbl>
     <w:p>
       <w:pPr>
-        <w:spacing w:before="200"/>
-      </w:pPr>
-      <w:r>
-        <w:t xml:space="preserve"/>
+        <w:pStyle w:val="Heading2"/>
+      </w:pPr>
+      <w:r>
+        <w:t>7.1 2.0.0 — 실제 사용 중인 엑셀 구조로 전면 개편</w:t>
+      </w:r>
+    </w:p>
+    <w:p>
+      <w:pPr>
+        <w:pStyle w:val="ListParagraph"/>
+        <w:ind w:left="360"/>
+      </w:pPr>
+      <w:r>
+        <w:t>• 필드 구성을 실제 엑셀과 동일하게 개편: 매입가(+)/정산액포함매입가(+)/기존정산액(+) 등 이름과 구조를 맞추고, SKU/행사유형/캡슐금액/쿠폰액 분담 쿠폰/본사(확인용)vat+/본사(확인용)vat-/기지원금을 새로 추가.</w:t>
+      </w:r>
+    </w:p>
+    <w:p>
+      <w:pPr>
+        <w:pStyle w:val="ListParagraph"/>
+        <w:ind w:left="360"/>
+      </w:pPr>
+      <w:r>
+        <w:t>• 품목(SKU) 마스터 도입: 상품 추가 시 상품명으로 마스터를 찾아 SKU/채널/매입가(+)/기존정산액(+)을 엑셀의 VLOOKUP처럼 자동으로 채움.</w:t>
+      </w:r>
+    </w:p>
+    <w:p>
+      <w:pPr>
+        <w:pStyle w:val="ListParagraph"/>
+        <w:ind w:left="360"/>
+      </w:pPr>
+      <w:r>
+        <w:t>• 역산(값을 몇 개 입력하면 나머지를 자동 계산) 자유도가 7개에서 8개 고정 값으로 확장.</w:t>
+      </w:r>
+    </w:p>
+    <w:p>
+      <w:pPr>
+        <w:pStyle w:val="ListParagraph"/>
+        <w:ind w:left="360"/>
+      </w:pPr>
+      <w:r>
+        <w:t>• 구버전으로 저장된 행사 파일을 열어도 옛 필드 이름이 새 이름으로 자동 변환되어 값이 사라지지 않음.</w:t>
+      </w:r>
+    </w:p>
+    <w:p>
+      <w:pPr>
+        <w:pStyle w:val="ListParagraph"/>
+        <w:ind w:left="360"/>
+      </w:pPr>
+      <w:r>
+        <w:t>• 행사 기간을 날짜 선택(달력)으로 입력, 조회 날짜를 범위로 지정 가능.</w:t>
+      </w:r>
+    </w:p>
+    <w:p>
+      <w:pPr>
+        <w:pStyle w:val="ListParagraph"/>
+        <w:ind w:left="360"/>
+      </w:pPr>
+      <w:r>
+        <w:t>• 채널 &amp; 품목 마스터 목록 도입, JSON 다운로드/저장 폴더 열기 버튼 추가.</w:t>
+      </w:r>
+    </w:p>
+    <w:p>
+      <w:pPr>
+        <w:pStyle w:val="ListParagraph"/>
+        <w:ind w:left="360"/>
+      </w:pPr>
+      <w:r>
+        <w:t>• 로그인(비밀번호 1234) 추가, 행사 삭제 시 매번 비밀번호 재확인.</w:t>
+      </w:r>
+    </w:p>
+    <w:p>
+      <w:pPr>
+        <w:pStyle w:val="ListParagraph"/>
+        <w:ind w:left="360"/>
+      </w:pPr>
+      <w:r>
+        <w:t>• 그리드에서 엑셀처럼 범위를 선택해 복사/붙여넣기 가능.</w:t>
+      </w:r>
+    </w:p>
+    <w:p>
+      <w:pPr>
+        <w:pStyle w:val="Heading2"/>
+      </w:pPr>
+      <w:r>
+        <w:t>7.2 2.1.0 — 상품 추가 창 / 그리드 폭 / 열 선택 / 입력창 디자인 개선</w:t>
+      </w:r>
+    </w:p>
+    <w:p>
+      <w:pPr>
+        <w:pStyle w:val="ListParagraph"/>
+        <w:ind w:left="360"/>
+      </w:pPr>
+      <w:r>
+        <w:t>• 상품 추가 창에서 품목 마스터 전체 목록을 검색하고, 그 자리에서 새 품목 등록/삭제까지 가능하도록 개편.</w:t>
+      </w:r>
+    </w:p>
+    <w:p>
+      <w:pPr>
+        <w:pStyle w:val="ListParagraph"/>
+        <w:ind w:left="360"/>
+      </w:pPr>
+      <w:r>
+        <w:t>• 상품 표의 22개 열이 창 너비 안에 모두 들어오도록 폭을 조정해 가로 스크롤 제거(넘치는 글자는 말줄임표로 표시하고, 마우스를 올리면 전체 내용을 툴팁으로 확인 가능).</w:t>
+      </w:r>
+    </w:p>
+    <w:p>
+      <w:pPr>
+        <w:pStyle w:val="ListParagraph"/>
+        <w:ind w:left="360"/>
+      </w:pPr>
+      <w:r>
+        <w:t>• 표에서 행이 아니라 특정 열(채널, 상품명 등)만 세로로 선택해 복사하는 기능 복구.</w:t>
+      </w:r>
+    </w:p>
+    <w:p>
+      <w:pPr>
+        <w:pStyle w:val="ListParagraph"/>
+        <w:ind w:left="360"/>
+      </w:pPr>
+      <w:r>
+        <w:t>• "새 행사 만들기", 비밀번호 확인 등 입력 창의 디자인을 프로그램 전체 톤에 맞게 정리.</w:t>
       </w:r>
     </w:p>
     <w:p>
